--- a/templates/sanitized/occupancy-undertaking-str-arch.docx
+++ b/templates/sanitized/occupancy-undertaking-str-arch.docx
@@ -1507,6 +1507,16 @@
                 <w:rtl/>
               </w:rPr>
               <w:t>الختم والتوقيع</w:t>
+            </w:r>
+            <w:r>
+              <w:rPr>
+                <w:rFonts w:cs="Times New Roman" w:ascii="Times New Roman" w:hAnsi="Times New Roman" w:eastAsia="Times New Roman"/>
+                <w:szCs w:val="24"/>
+                <w:rtl/>
+                <w:sz w:val="24"/>
+                <w:color w:val="FFFFFF"/>
+              </w:rPr>
+              <w:t xml:space="preserve"> </w:t>
             </w:r>
           </w:p>
         </w:tc>

--- a/templates/sanitized/occupancy-undertaking-str-arch.docx
+++ b/templates/sanitized/occupancy-undertaking-str-arch.docx
@@ -1674,22 +1674,16 @@
   <w:p>
     <w:pPr>
       <w:pStyle w:val="Footer"/>
-      <w:tabs>
-        <w:tab w:val="clear" w:pos="4320"/>
-        <w:tab w:val="clear" w:pos="8640"/>
-        <w:tab w:val="left" w:pos="6090"/>
-      </w:tabs>
+      <w:jc w:val="right"/>
     </w:pPr>
     <w:r>
       <w:t>AACM-CP-CF-83</w:t>
-    </w:r>
-    <w:r>
-      <w:tab/>
     </w:r>
   </w:p>
   <w:p>
     <w:pPr>
       <w:pStyle w:val="Footer"/>
+      <w:jc w:val="right"/>
     </w:pPr>
     <w:r>
       <w:t>V2.0 07 Oct 2022</w:t>
